--- a/bank/task_15/variant_50.docx
+++ b/bank/task_15/variant_50.docx
@@ -5,16 +5,13 @@
     <w:p>
       <w:pPr>
         <w:pStyle w:val="ds-markdown-paragraph"/>
-        <w:spacing w:before="240" w:beforeAutospacing="0"/>
-        <w:jc w:val="both"/>
+        <w:spacing w:before="0" w:beforeAutospacing="0" w:after="0"/>
         <w:rPr>
-          <w:rFonts w:ascii="Cambria Math" w:hAnsi="Cambria Math" w:cs="Segoe UI"/>
           <w:szCs w:val="28"/>
         </w:rPr>
       </w:pPr>
       <w:r>
         <w:rPr>
-          <w:rFonts w:ascii="Cambria Math" w:hAnsi="Cambria Math" w:cs="Segoe UI"/>
           <w:bCs/>
           <w:szCs w:val="28"/>
         </w:rPr>
@@ -22,22 +19,15 @@
       </w:r>
       <w:r>
         <w:rPr>
-          <w:rFonts w:ascii="Cambria Math" w:hAnsi="Cambria Math" w:cs="Segoe UI"/>
           <w:szCs w:val="28"/>
         </w:rPr>
         <w:t>Из двух городов одновременно навстречу друг другу отправились два велосипедиста. Проехав некоторую часть пути, первый велосипедист сделал остановку на 40 минут, а затем продолжил движение до встречи со вторым велосипедистом. Расстояние между городами составляет 92 км, скорость первого велосипедиста равна 30 км/ч, скорость второго — 12 км/ч.</w:t>
       </w:r>
     </w:p>
-    <w:p>
-      <w:pPr>
-        <w:rPr>
-          <w:sz w:val="24"/>
-        </w:rPr>
-      </w:pPr>
-    </w:p>
+    <w:p/>
     <w:sectPr>
       <w:pgSz w:w="11906" w:h="16838"/>
-      <w:pgMar w:top="1134" w:right="850" w:bottom="1134" w:left="1701" w:header="708" w:footer="708" w:gutter="0"/>
+      <w:pgMar w:top="850" w:right="850" w:bottom="850" w:left="850" w:header="708" w:footer="708" w:gutter="0"/>
       <w:cols w:space="708"/>
       <w:docGrid w:linePitch="360"/>
     </w:sectPr>
@@ -443,6 +433,14 @@
   <w:style w:type="paragraph" w:default="1" w:styleId="a">
     <w:name w:val="Normal"/>
     <w:qFormat/>
+    <w:pPr>
+      <w:spacing w:after="0" w:line="240" w:lineRule="auto"/>
+      <w:jc w:val="both"/>
+    </w:pPr>
+    <w:rPr>
+      <w:rFonts w:ascii="Times New Roman" w:hAnsi="Times New Roman" w:cs="Times New Roman"/>
+      <w:sz w:val="24"/>
+    </w:rPr>
   </w:style>
   <w:style w:type="character" w:default="1" w:styleId="a0">
     <w:name w:val="Default Paragraph Font"/>
@@ -476,11 +474,10 @@
     <w:basedOn w:val="a"/>
     <w:rsid w:val="00CC3962"/>
     <w:pPr>
-      <w:spacing w:before="100" w:beforeAutospacing="1" w:after="100" w:afterAutospacing="1" w:line="240" w:lineRule="auto"/>
+      <w:spacing w:before="100" w:beforeAutospacing="1" w:after="100" w:afterAutospacing="1"/>
     </w:pPr>
     <w:rPr>
-      <w:rFonts w:ascii="Times New Roman" w:eastAsia="Times New Roman" w:hAnsi="Times New Roman" w:cs="Times New Roman"/>
-      <w:sz w:val="24"/>
+      <w:rFonts w:eastAsia="Times New Roman"/>
       <w:szCs w:val="24"/>
       <w:lang w:eastAsia="ru-RU"/>
     </w:rPr>
